--- a/ספר_פרויקט_B_Managed_FINAL_v6b.docx
+++ b/ספר_פרויקט_B_Managed_FINAL_v6b.docx
@@ -855,6 +855,48 @@
           <w:cs/>
         </w:rPr>
         <w:t>ביצועים — ערוץ WCF משותף ומיעוט פתיחות חיבור</w:t>
+      </w:r>
+    </w:p>
+    <w:p>
+      <w:pPr>
+        <w:pStyle w:val="ListNumber"/>
+        <w:bidi/>
+        <w:jc w:val="right"/>
+      </w:pPr>
+      <w:r>
+        <w:rPr>
+          <w:rtl/>
+          <w:cs/>
+        </w:rPr>
+        <w:t>Snapshot DTOs — איגוד 12+ קריאות SOAP ל-1 בלבד (Dashboard + Reports)</w:t>
+      </w:r>
+    </w:p>
+    <w:p>
+      <w:pPr>
+        <w:pStyle w:val="ListNumber"/>
+        <w:bidi/>
+        <w:jc w:val="right"/>
+      </w:pPr>
+      <w:r>
+        <w:rPr>
+          <w:rtl/>
+          <w:cs/>
+        </w:rPr>
+        <w:t>יציבות שרת — תיקון BaseDB ושימוש בחיבור OleDb לכל קריאה</w:t>
+      </w:r>
+    </w:p>
+    <w:p>
+      <w:pPr>
+        <w:pStyle w:val="ListNumber"/>
+        <w:bidi/>
+        <w:jc w:val="right"/>
+      </w:pPr>
+      <w:r>
+        <w:rPr>
+          <w:rtl/>
+          <w:cs/>
+        </w:rPr>
+        <w:t>תיקוני UX אחרונים — Routing, Login, Cash-basis KPIs, ופעולות *ForOwner</w:t>
       </w:r>
     </w:p>
     <w:p>
@@ -17564,6 +17606,20 @@
     </w:p>
     <w:p>
       <w:pPr>
+        <w:pStyle w:val="Heading1"/>
+        <w:bidi/>
+        <w:jc w:val="right"/>
+      </w:pPr>
+      <w:r>
+        <w:rPr>
+          <w:rtl/>
+          <w:cs/>
+        </w:rPr>
+        <w:t>33. Snapshot DTOs — איגוד 12+ קריאות SOAP ל-1 בלבד</w:t>
+      </w:r>
+    </w:p>
+    <w:p>
+      <w:pPr>
         <w:bidi/>
         <w:jc w:val="right"/>
       </w:pPr>
@@ -17573,7 +17629,2101 @@
           <w:rtl/>
           <w:cs/>
         </w:rPr>
-        <w:t>סוף הספר. סך הכל 78 פעולות WCF, 15 טבלאות, 37 דפי UI (16 WPF + 21 Web), 5 דו״חות, 2 לקוחות, 2 שפות, 2 מטבעות. עדכון מאי 2026 הוסיף: VAT 18%, מודל עוסק תקין (Patur/Murshe + IsZair), הלוואות עסקיות (כולל קרן בערבות מדינה), אנליטיקה מתקדמת (Aging/Payment Lag/Concentration/Runway), הרשמת בעלים-ועובד דו-שלבית עם קודי הצטרפות, רב-דיירות בטוחה (OwnerId scoping), ולידציה צבעונית בכל הטפסים, עמוד הגדרות לבעלים עם סיבוב קוד, ושיפורי ביצועים משמעותיים (ערוץ WCF משותף).</w:t>
+        <w:t>לאחר שהוספנו KPIs, Loans, ו-Cashflow Forecast, עמוד Owner Home ב-Web ביצע ב-OnGet למעלה מ-12 קריאות SOAP עוקבות (GetCustomersForOwner, GetUnpaidInvoices, GetVatSummary, GetMonthlyTaxSetAside, לולאת ‎6×‎GetInvoicesByCustomer, GetExpenseBreakdown, GetProfitLoss×2, GetAdvancedKpis, GetLoanSummary). כל קריאה נשאה תקורת ערוץ WCF + פתיחת חיבור OleDb. במצב ערוץ קר זה הצטבר ל-0.5–2 שניות לטעינה אחת. לעמוד Reports היה אותו דפוס: 7 קריאות. דפדפנים התחילו להציג "this site can't be reached".</w:t>
+      </w:r>
+    </w:p>
+    <w:p>
+      <w:pPr>
+        <w:bidi/>
+        <w:jc w:val="right"/>
+      </w:pPr>
+      <w:r>
+        <w:rPr>
+          <w:sz w:val="22"/>
+          <w:rtl/>
+          <w:cs/>
+        </w:rPr>
+        <w:t>הפתרון: שני DTO חדשים שמרכזים את כל הקריאות לקרובי-נתונים אחד.</w:t>
+      </w:r>
+    </w:p>
+    <w:p>
+      <w:pPr>
+        <w:pStyle w:val="Heading2"/>
+        <w:bidi/>
+        <w:jc w:val="right"/>
+      </w:pPr>
+      <w:r>
+        <w:rPr>
+          <w:rtl/>
+          <w:cs/>
+        </w:rPr>
+        <w:t>33.1 OwnerDashboardSnapshot</w:t>
+      </w:r>
+    </w:p>
+    <w:p>
+      <w:pPr>
+        <w:bidi/>
+        <w:jc w:val="right"/>
+      </w:pPr>
+      <w:r>
+        <w:rPr>
+          <w:sz w:val="22"/>
+          <w:rtl/>
+          <w:cs/>
+        </w:rPr>
+        <w:t>WcfServiceLibrary1/Model/Reports.cs:104-145:</w:t>
+      </w:r>
+    </w:p>
+    <w:p>
+      <w:pPr>
+        <w:shd w:val="clear" w:color="auto" w:fill="F2F2EE"/>
+        <w:jc w:val="left"/>
+      </w:pPr>
+      <w:r>
+        <w:rPr>
+          <w:rFonts w:ascii="Consolas" w:hAnsi="Consolas"/>
+          <w:color w:val="0B0B0F"/>
+          <w:sz w:val="18"/>
+        </w:rPr>
+        <w:t>public class OwnerDashboardSnapshot</w:t>
+        <w:br/>
+        <w:t>{</w:t>
+        <w:br/>
+        <w:t xml:space="preserve">    public int CustomersCount { get; set; }</w:t>
+        <w:br/>
+        <w:t xml:space="preserve">    public int UnpaidCount { get; set; }</w:t>
+        <w:br/>
+        <w:t xml:space="preserve">    public int OverdueCount { get; set; }</w:t>
+        <w:br/>
+        <w:t xml:space="preserve">    public int ActiveProjectsCount { get; set; }</w:t>
+        <w:br/>
+        <w:t xml:space="preserve">    public int UnreadNotificationsCount { get; set; }</w:t>
+        <w:br/>
+        <w:t xml:space="preserve">    public List&lt;ProfitLoss&gt; CashFlowForecast { get; set; }</w:t>
+        <w:br/>
+        <w:t xml:space="preserve">    public AnalyticsKpis Kpis { get; set; }</w:t>
+        <w:br/>
+        <w:t xml:space="preserve">    public LoanSummary LoanSummary { get; set; }</w:t>
+        <w:br/>
+        <w:br/>
+        <w:t xml:space="preserve">    // Rolled in May 2026 to absorb 5 more SOAP ops:</w:t>
+        <w:br/>
+        <w:t xml:space="preserve">    public decimal UnpaidTotal { get; set; }</w:t>
+        <w:br/>
+        <w:t xml:space="preserve">    public decimal VatDue { get; set; }</w:t>
+        <w:br/>
+        <w:t xml:space="preserve">    public decimal MonthlyTaxSetAside { get; set; }</w:t>
+        <w:br/>
+        <w:t xml:space="preserve">    public string  TopExpenseCategory { get; set; }</w:t>
+        <w:br/>
+        <w:t xml:space="preserve">    public decimal TopExpenseAmount { get; set; }</w:t>
+        <w:br/>
+        <w:t xml:space="preserve">    public decimal RevenueChangePct { get; set; }</w:t>
+        <w:br/>
+        <w:t xml:space="preserve">    public List&lt;RecentInvoice&gt; RecentInvoices { get; set; }</w:t>
+        <w:br/>
+        <w:br/>
+        <w:t xml:space="preserve">    public string DisplayCurrency { get; set; }</w:t>
+        <w:br/>
+        <w:t>}</w:t>
+      </w:r>
+    </w:p>
+    <w:p>
+      <w:pPr>
+        <w:bidi/>
+        <w:jc w:val="right"/>
+      </w:pPr>
+      <w:r>
+        <w:rPr>
+          <w:sz w:val="22"/>
+          <w:rtl/>
+          <w:cs/>
+        </w:rPr>
+        <w:t>Service1.GetOwnerDashboardSnapshot מבצע את כל השאילתות בצד-השרת, באותו תהליך, על אותו OleDbConnection (אחרי תיקון BaseDB — ראה פרק 34). הקוד ב-HomeModel.OnGet הצטמצם מ-~70 שורות לקריאה אחת:</w:t>
+      </w:r>
+    </w:p>
+    <w:p>
+      <w:pPr>
+        <w:shd w:val="clear" w:color="auto" w:fill="F2F2EE"/>
+        <w:jc w:val="left"/>
+      </w:pPr>
+      <w:r>
+        <w:rPr>
+          <w:rFonts w:ascii="Consolas" w:hAnsi="Consolas"/>
+          <w:color w:val="0B0B0F"/>
+          <w:sz w:val="18"/>
+        </w:rPr>
+        <w:t>var snap = _srv.GetOwnerDashboardSnapshot(id, Currency);</w:t>
+        <w:br/>
+        <w:t>if (snap != null)</w:t>
+        <w:br/>
+        <w:t>{</w:t>
+        <w:br/>
+        <w:t xml:space="preserve">    CustomersCount = snap.CustomersCount;</w:t>
+        <w:br/>
+        <w:t xml:space="preserve">    UnpaidCount    = snap.UnpaidCount;</w:t>
+        <w:br/>
+        <w:t xml:space="preserve">    UnpaidTotal    = snap.UnpaidTotal;</w:t>
+        <w:br/>
+        <w:t xml:space="preserve">    VatDue         = snap.VatDue;</w:t>
+        <w:br/>
+        <w:t xml:space="preserve">    /* ... */</w:t>
+        <w:br/>
+        <w:t xml:space="preserve">    Kpis  = snap.Kpis  ?? new AnalyticsKpis();</w:t>
+        <w:br/>
+        <w:t xml:space="preserve">    Loans = snap.LoanSummary ?? new LoanSummary();</w:t>
+        <w:br/>
+        <w:t>}</w:t>
+      </w:r>
+    </w:p>
+    <w:p>
+      <w:pPr>
+        <w:pStyle w:val="Heading2"/>
+        <w:bidi/>
+        <w:jc w:val="right"/>
+      </w:pPr>
+      <w:r>
+        <w:rPr>
+          <w:rtl/>
+          <w:cs/>
+        </w:rPr>
+        <w:t>33.2 ReportsSnapshot</w:t>
+      </w:r>
+    </w:p>
+    <w:p>
+      <w:pPr>
+        <w:bidi/>
+        <w:jc w:val="right"/>
+      </w:pPr>
+      <w:r>
+        <w:rPr>
+          <w:sz w:val="22"/>
+          <w:rtl/>
+          <w:cs/>
+        </w:rPr>
+        <w:t>WcfServiceLibrary1/Model/Reports.cs:147-160:</w:t>
+      </w:r>
+    </w:p>
+    <w:p>
+      <w:pPr>
+        <w:shd w:val="clear" w:color="auto" w:fill="F2F2EE"/>
+        <w:jc w:val="left"/>
+      </w:pPr>
+      <w:r>
+        <w:rPr>
+          <w:rFonts w:ascii="Consolas" w:hAnsi="Consolas"/>
+          <w:color w:val="0B0B0F"/>
+          <w:sz w:val="18"/>
+        </w:rPr>
+        <w:t>public class ReportsSnapshot</w:t>
+        <w:br/>
+        <w:t>{</w:t>
+        <w:br/>
+        <w:t xml:space="preserve">    public VatSummary Vat { get; set; }</w:t>
+        <w:br/>
+        <w:t xml:space="preserve">    public List&lt;CustomerRevenueRow&gt; TopCustomers { get; set; }</w:t>
+        <w:br/>
+        <w:t xml:space="preserve">    public List&lt;ExpenseBreakdownRow&gt; ExpenseBreakdown { get; set; }</w:t>
+        <w:br/>
+        <w:t xml:space="preserve">    public ProfitLoss MonthPl { get; set; }</w:t>
+        <w:br/>
+        <w:t xml:space="preserve">    public ProfitLoss YearPl  { get; set; }</w:t>
+        <w:br/>
+        <w:t xml:space="preserve">    public AnalyticsKpis Kpis { get; set; }</w:t>
+        <w:br/>
+        <w:t xml:space="preserve">    public LoanSummary LoanSummary { get; set; }</w:t>
+        <w:br/>
+        <w:t xml:space="preserve">    public string  BusinessType { get; set; }</w:t>
+        <w:br/>
+        <w:t xml:space="preserve">    public bool    IsZair { get; set; }</w:t>
+        <w:br/>
+        <w:t xml:space="preserve">    public string  DisplayCurrency { get; set; }</w:t>
+        <w:br/>
+        <w:t>}</w:t>
+      </w:r>
+    </w:p>
+    <w:p>
+      <w:pPr>
+        <w:bidi/>
+        <w:jc w:val="right"/>
+      </w:pPr>
+      <w:r>
+        <w:rPr>
+          <w:sz w:val="22"/>
+          <w:rtl/>
+          <w:cs/>
+        </w:rPr>
+        <w:t>Service1.GetReportsSnapshot(ownerId, year, month, currency) ממלא את כולו בקריאה אחת. ב-Pages/Owner/Reports.cshtml.cs 7 קריאות הוחלפו בקריאה אחת + הלוגיקה של מס הכנסה (TaxNote, Patur threshold, IsZair note) נשארת בצד הדף כי היא רק עיצוב טקסט מערכים שכבר חזרו.</w:t>
+      </w:r>
+    </w:p>
+    <w:p>
+      <w:pPr>
+        <w:pStyle w:val="Heading2"/>
+        <w:bidi/>
+        <w:jc w:val="right"/>
+      </w:pPr>
+      <w:r>
+        <w:rPr>
+          <w:rtl/>
+          <w:cs/>
+        </w:rPr>
+        <w:t>33.3 תוצאה</w:t>
+      </w:r>
+    </w:p>
+    <w:tbl>
+      <w:tblPr>
+        <w:tblStyle w:val="LightGrid-Accent1"/>
+        <w:tblW w:type="auto" w:w="0"/>
+        <w:jc w:val="right"/>
+        <w:tblLook w:firstColumn="1" w:firstRow="1" w:lastColumn="0" w:lastRow="0" w:noHBand="0" w:noVBand="1" w:val="04A0"/>
+        <w:bidiVisual/>
+      </w:tblPr>
+      <w:tblGrid>
+        <w:gridCol w:w="3202"/>
+        <w:gridCol w:w="3202"/>
+        <w:gridCol w:w="3202"/>
+      </w:tblGrid>
+      <w:tr>
+        <w:tc>
+          <w:tcPr>
+            <w:tcW w:type="dxa" w:w="3202"/>
+          </w:tcPr>
+          <w:p>
+            <w:pPr>
+              <w:bidi/>
+              <w:jc w:val="right"/>
+            </w:pPr>
+            <w:r>
+              <w:rPr>
+                <w:rtl/>
+                <w:cs/>
+              </w:rPr>
+            </w:r>
+            <w:r>
+              <w:rPr>
+                <w:b/>
+                <w:rtl/>
+                <w:cs/>
+              </w:rPr>
+              <w:t>עמוד</w:t>
+            </w:r>
+          </w:p>
+        </w:tc>
+        <w:tc>
+          <w:tcPr>
+            <w:tcW w:type="dxa" w:w="3202"/>
+          </w:tcPr>
+          <w:p>
+            <w:pPr>
+              <w:bidi/>
+              <w:jc w:val="right"/>
+            </w:pPr>
+            <w:r>
+              <w:rPr>
+                <w:rtl/>
+                <w:cs/>
+              </w:rPr>
+            </w:r>
+            <w:r>
+              <w:rPr>
+                <w:b/>
+                <w:rtl/>
+                <w:cs/>
+              </w:rPr>
+              <w:t>לפני</w:t>
+            </w:r>
+          </w:p>
+        </w:tc>
+        <w:tc>
+          <w:tcPr>
+            <w:tcW w:type="dxa" w:w="3202"/>
+          </w:tcPr>
+          <w:p>
+            <w:pPr>
+              <w:bidi/>
+              <w:jc w:val="right"/>
+            </w:pPr>
+            <w:r>
+              <w:rPr>
+                <w:rtl/>
+                <w:cs/>
+              </w:rPr>
+            </w:r>
+            <w:r>
+              <w:rPr>
+                <w:b/>
+                <w:rtl/>
+                <w:cs/>
+              </w:rPr>
+              <w:t>אחרי</w:t>
+            </w:r>
+          </w:p>
+        </w:tc>
+      </w:tr>
+      <w:tr>
+        <w:tc>
+          <w:tcPr>
+            <w:tcW w:type="dxa" w:w="3202"/>
+          </w:tcPr>
+          <w:p>
+            <w:pPr>
+              <w:bidi/>
+              <w:jc w:val="right"/>
+            </w:pPr>
+            <w:r>
+              <w:rPr>
+                <w:rtl/>
+                <w:cs/>
+              </w:rPr>
+            </w:r>
+            <w:r>
+              <w:rPr>
+                <w:rtl/>
+                <w:cs/>
+              </w:rPr>
+              <w:t>`/Owner/Home`</w:t>
+            </w:r>
+          </w:p>
+        </w:tc>
+        <w:tc>
+          <w:tcPr>
+            <w:tcW w:type="dxa" w:w="3202"/>
+          </w:tcPr>
+          <w:p>
+            <w:pPr>
+              <w:bidi/>
+              <w:jc w:val="right"/>
+            </w:pPr>
+            <w:r>
+              <w:rPr>
+                <w:rtl/>
+                <w:cs/>
+              </w:rPr>
+            </w:r>
+            <w:r>
+              <w:rPr>
+                <w:rtl/>
+                <w:cs/>
+              </w:rPr>
+              <w:t>12+ SOAP ops</w:t>
+            </w:r>
+          </w:p>
+        </w:tc>
+        <w:tc>
+          <w:tcPr>
+            <w:tcW w:type="dxa" w:w="3202"/>
+          </w:tcPr>
+          <w:p>
+            <w:pPr>
+              <w:bidi/>
+              <w:jc w:val="right"/>
+            </w:pPr>
+            <w:r>
+              <w:rPr>
+                <w:rtl/>
+                <w:cs/>
+              </w:rPr>
+            </w:r>
+            <w:r>
+              <w:rPr>
+                <w:rtl/>
+                <w:cs/>
+              </w:rPr>
+              <w:t>**1 SOAP op**</w:t>
+            </w:r>
+          </w:p>
+        </w:tc>
+      </w:tr>
+      <w:tr>
+        <w:tc>
+          <w:tcPr>
+            <w:tcW w:type="dxa" w:w="3202"/>
+          </w:tcPr>
+          <w:p>
+            <w:pPr>
+              <w:bidi/>
+              <w:jc w:val="right"/>
+            </w:pPr>
+            <w:r>
+              <w:rPr>
+                <w:rtl/>
+                <w:cs/>
+              </w:rPr>
+            </w:r>
+            <w:r>
+              <w:rPr>
+                <w:rtl/>
+                <w:cs/>
+              </w:rPr>
+              <w:t>`/Owner/Reports`</w:t>
+            </w:r>
+          </w:p>
+        </w:tc>
+        <w:tc>
+          <w:tcPr>
+            <w:tcW w:type="dxa" w:w="3202"/>
+          </w:tcPr>
+          <w:p>
+            <w:pPr>
+              <w:bidi/>
+              <w:jc w:val="right"/>
+            </w:pPr>
+            <w:r>
+              <w:rPr>
+                <w:rtl/>
+                <w:cs/>
+              </w:rPr>
+            </w:r>
+            <w:r>
+              <w:rPr>
+                <w:rtl/>
+                <w:cs/>
+              </w:rPr>
+              <w:t>7 SOAP ops</w:t>
+            </w:r>
+          </w:p>
+        </w:tc>
+        <w:tc>
+          <w:tcPr>
+            <w:tcW w:type="dxa" w:w="3202"/>
+          </w:tcPr>
+          <w:p>
+            <w:pPr>
+              <w:bidi/>
+              <w:jc w:val="right"/>
+            </w:pPr>
+            <w:r>
+              <w:rPr>
+                <w:rtl/>
+                <w:cs/>
+              </w:rPr>
+            </w:r>
+            <w:r>
+              <w:rPr>
+                <w:rtl/>
+                <w:cs/>
+              </w:rPr>
+              <w:t>**1 SOAP op**</w:t>
+            </w:r>
+          </w:p>
+        </w:tc>
+      </w:tr>
+      <w:tr>
+        <w:tc>
+          <w:tcPr>
+            <w:tcW w:type="dxa" w:w="3202"/>
+          </w:tcPr>
+          <w:p>
+            <w:pPr>
+              <w:bidi/>
+              <w:jc w:val="right"/>
+            </w:pPr>
+            <w:r>
+              <w:rPr>
+                <w:rtl/>
+                <w:cs/>
+              </w:rPr>
+            </w:r>
+            <w:r>
+              <w:rPr>
+                <w:rtl/>
+                <w:cs/>
+              </w:rPr>
+              <w:t>`WPF Reports`</w:t>
+            </w:r>
+          </w:p>
+        </w:tc>
+        <w:tc>
+          <w:tcPr>
+            <w:tcW w:type="dxa" w:w="3202"/>
+          </w:tcPr>
+          <w:p>
+            <w:pPr>
+              <w:bidi/>
+              <w:jc w:val="right"/>
+            </w:pPr>
+            <w:r>
+              <w:rPr>
+                <w:rtl/>
+                <w:cs/>
+              </w:rPr>
+            </w:r>
+            <w:r>
+              <w:rPr>
+                <w:rtl/>
+                <w:cs/>
+              </w:rPr>
+              <w:t>6 SOAP ops (כבר אוגדו תחת `ServiceGateway.Use`)</w:t>
+            </w:r>
+          </w:p>
+        </w:tc>
+        <w:tc>
+          <w:tcPr>
+            <w:tcW w:type="dxa" w:w="3202"/>
+          </w:tcPr>
+          <w:p>
+            <w:pPr>
+              <w:bidi/>
+              <w:jc w:val="right"/>
+            </w:pPr>
+            <w:r>
+              <w:rPr>
+                <w:rtl/>
+                <w:cs/>
+              </w:rPr>
+            </w:r>
+            <w:r>
+              <w:rPr>
+                <w:rtl/>
+                <w:cs/>
+              </w:rPr>
+              <w:t>אין שינוי — כבר מאוחד</w:t>
+            </w:r>
+          </w:p>
+        </w:tc>
+      </w:tr>
+    </w:tbl>
+    <w:p>
+      <w:pPr>
+        <w:bidi/>
+        <w:jc w:val="right"/>
+      </w:pPr>
+      <w:r>
+        <w:rPr>
+          <w:sz w:val="22"/>
+          <w:rtl/>
+          <w:cs/>
+        </w:rPr>
+        <w:t>נוסף לכך, גם פעולה כמו "Mark Invoice Paid" שהיא mutation אחת לא מושפעת — רק עמודי ה-Read-heavy.</w:t>
+      </w:r>
+    </w:p>
+    <w:p>
+      <w:pPr>
+        <w:pStyle w:val="Heading1"/>
+        <w:bidi/>
+        <w:jc w:val="right"/>
+      </w:pPr>
+      <w:r>
+        <w:rPr>
+          <w:rtl/>
+          <w:cs/>
+        </w:rPr>
+        <w:t>34. יציבות שרת — תיקון BaseDB ושימוש בחיבור OleDb לכל קריאה</w:t>
+      </w:r>
+    </w:p>
+    <w:p>
+      <w:pPr>
+        <w:pStyle w:val="Heading2"/>
+        <w:bidi/>
+        <w:jc w:val="right"/>
+      </w:pPr>
+      <w:r>
+        <w:rPr>
+          <w:rtl/>
+          <w:cs/>
+        </w:rPr>
+        <w:t>34.1 הבעיה</w:t>
+      </w:r>
+    </w:p>
+    <w:p>
+      <w:pPr>
+        <w:bidi/>
+        <w:jc w:val="right"/>
+      </w:pPr>
+      <w:r>
+        <w:rPr>
+          <w:sz w:val="22"/>
+          <w:rtl/>
+          <w:cs/>
+        </w:rPr>
+        <w:t>BaseDB החזיק שלושה שדות-מופע משותפים:</w:t>
+      </w:r>
+    </w:p>
+    <w:p>
+      <w:pPr>
+        <w:shd w:val="clear" w:color="auto" w:fill="F2F2EE"/>
+        <w:jc w:val="left"/>
+      </w:pPr>
+      <w:r>
+        <w:rPr>
+          <w:rFonts w:ascii="Consolas" w:hAnsi="Consolas"/>
+          <w:color w:val="0B0B0F"/>
+          <w:sz w:val="18"/>
+        </w:rPr>
+        <w:t>protected OleDbConnection connection;</w:t>
+        <w:br/>
+        <w:t>protected OleDbCommand command;</w:t>
+        <w:br/>
+        <w:t>protected OleDbDataReader reader;</w:t>
+      </w:r>
+    </w:p>
+    <w:p>
+      <w:pPr>
+        <w:bidi/>
+        <w:jc w:val="right"/>
+      </w:pPr>
+      <w:r>
+        <w:rPr>
+          <w:sz w:val="22"/>
+          <w:rtl/>
+          <w:cs/>
+        </w:rPr>
+        <w:t>Service1 בברירת מחדל הוא PerSession. כלומר אותו מופע של Service1 (ובתוכו אותם מופעי UserDB, InvoiceDB, ReportsDB וכו') מטפל במספר קריאות SOAP מאותו לקוח. שתי קריאות עוקבות באותו session — או גרוע מזה, שתי שאילתות פנימיות בתוך אותה שיטת snapshot — נכנסו לאותם שדות:</w:t>
+      </w:r>
+    </w:p>
+    <w:p>
+      <w:pPr>
+        <w:pStyle w:val="ListBullet"/>
+        <w:bidi/>
+        <w:jc w:val="right"/>
+      </w:pPr>
+      <w:r>
+        <w:rPr>
+          <w:rtl/>
+          <w:cs/>
+        </w:rPr>
+        <w:t>קריאה A פתחה connection, ביצעה SELECT, התחילה לקרוא דרך reader.</w:t>
+      </w:r>
+    </w:p>
+    <w:p>
+      <w:pPr>
+        <w:pStyle w:val="ListBullet"/>
+        <w:bidi/>
+        <w:jc w:val="right"/>
+      </w:pPr>
+      <w:r>
+        <w:rPr>
+          <w:rtl/>
+          <w:cs/>
+        </w:rPr>
+        <w:t>קריאה B דרסה את command.CommandText ו-command.Parameters.</w:t>
+      </w:r>
+    </w:p>
+    <w:p>
+      <w:pPr>
+        <w:pStyle w:val="ListBullet"/>
+        <w:bidi/>
+        <w:jc w:val="right"/>
+      </w:pPr>
+      <w:r>
+        <w:rPr>
+          <w:rtl/>
+          <w:cs/>
+        </w:rPr>
+        <w:t>קריאה A קרסה כש-reader שלה כבר לא היה בתוקף.</w:t>
+      </w:r>
+    </w:p>
+    <w:p>
+      <w:pPr>
+        <w:bidi/>
+        <w:jc w:val="right"/>
+      </w:pPr>
+      <w:r>
+        <w:rPr>
+          <w:sz w:val="22"/>
+          <w:rtl/>
+          <w:cs/>
+        </w:rPr>
+        <w:t>התוצאה ב-VS Output:</w:t>
+      </w:r>
+    </w:p>
+    <w:p>
+      <w:pPr>
+        <w:shd w:val="clear" w:color="auto" w:fill="F2F2EE"/>
+        <w:jc w:val="left"/>
+      </w:pPr>
+      <w:r>
+        <w:rPr>
+          <w:rFonts w:ascii="Consolas" w:hAnsi="Consolas"/>
+          <w:color w:val="0B0B0F"/>
+          <w:sz w:val="18"/>
+        </w:rPr>
+        <w:t>Exception thrown: 'System.Data.OleDb.OleDbException' in System.Data.dll</w:t>
+        <w:br/>
+        <w:t>Exception thrown: 'System.Data.OleDb.OleDbException' in System.Data.dll</w:t>
+        <w:br/>
+        <w:t>Exception thrown: 'System.Data.OleDb.OleDbException' in System.Data.dll</w:t>
+        <w:br/>
+        <w:t>...</w:t>
+        <w:br/>
+        <w:t>The thread XXXX has exited with code 0 (0x0).</w:t>
+      </w:r>
+    </w:p>
+    <w:p>
+      <w:pPr>
+        <w:bidi/>
+        <w:jc w:val="right"/>
+      </w:pPr>
+      <w:r>
+        <w:rPr>
+          <w:sz w:val="22"/>
+          <w:rtl/>
+          <w:cs/>
+        </w:rPr>
+        <w:t>ה-host (WcfSvcHost.exe) הצטבר חריגות ראשון-מקרה עד שהקרי dispatcher ביטל את ה-channel ופירק את עצמו. כל לחיצה ב-Web שהפעילה כמה פעולות פנימיות (Snapshot!) הרגה את השרת.</w:t>
+      </w:r>
+    </w:p>
+    <w:p>
+      <w:pPr>
+        <w:pStyle w:val="Heading2"/>
+        <w:bidi/>
+        <w:jc w:val="right"/>
+      </w:pPr>
+      <w:r>
+        <w:rPr>
+          <w:rtl/>
+          <w:cs/>
+        </w:rPr>
+        <w:t>34.2 התיקון</w:t>
+      </w:r>
+    </w:p>
+    <w:p>
+      <w:pPr>
+        <w:bidi/>
+        <w:jc w:val="right"/>
+      </w:pPr>
+      <w:r>
+        <w:rPr>
+          <w:sz w:val="22"/>
+          <w:rtl/>
+          <w:cs/>
+        </w:rPr>
+        <w:t>WcfServiceLibrary1/ViewDB/BaseDB.cs:82-130 — כל פעולה (Select, SelectReview, SelectScalar, SaveChanges) פותחת חיבור משלה בתוך בלוק using:</w:t>
+      </w:r>
+    </w:p>
+    <w:p>
+      <w:pPr>
+        <w:shd w:val="clear" w:color="auto" w:fill="F2F2EE"/>
+        <w:jc w:val="left"/>
+      </w:pPr>
+      <w:r>
+        <w:rPr>
+          <w:rFonts w:ascii="Consolas" w:hAnsi="Consolas"/>
+          <w:color w:val="0B0B0F"/>
+          <w:sz w:val="18"/>
+        </w:rPr>
+        <w:t>protected virtual List&lt;Base&gt; Select(string sqlCommandTxt, params OleDbParameter[] parameters)</w:t>
+        <w:br/>
+        <w:t>{</w:t>
+        <w:br/>
+        <w:t xml:space="preserve">    List&lt;Base&gt; list = new List&lt;Base&gt;();</w:t>
+        <w:br/>
+        <w:t xml:space="preserve">    using (var conn = GetConnection())</w:t>
+        <w:br/>
+        <w:t xml:space="preserve">    using (var cmd  = new OleDbCommand(sqlCommandTxt, conn))</w:t>
+        <w:br/>
+        <w:t xml:space="preserve">    {</w:t>
+        <w:br/>
+        <w:t xml:space="preserve">        if (parameters != null &amp;&amp; parameters.Length &gt; 0)</w:t>
+        <w:br/>
+        <w:t xml:space="preserve">            cmd.Parameters.AddRange(parameters);</w:t>
+        <w:br/>
+        <w:t xml:space="preserve">        try</w:t>
+        <w:br/>
+        <w:t xml:space="preserve">        {</w:t>
+        <w:br/>
+        <w:t xml:space="preserve">            conn.Open();</w:t>
+        <w:br/>
+        <w:t xml:space="preserve">            using (var rd = cmd.ExecuteReader())</w:t>
+        <w:br/>
+        <w:t xml:space="preserve">            {</w:t>
+        <w:br/>
+        <w:t xml:space="preserve">                // Bind legacy fields so existing CreateModel(reader[...]) calls work.</w:t>
+        <w:br/>
+        <w:t xml:space="preserve">                connection = conn; command = cmd; reader = rd;</w:t>
+        <w:br/>
+        <w:t xml:space="preserve">                while (rd.Read())</w:t>
+        <w:br/>
+        <w:t xml:space="preserve">                {</w:t>
+        <w:br/>
+        <w:t xml:space="preserve">                    Base entity = NewEntity();</w:t>
+        <w:br/>
+        <w:t xml:space="preserve">                    CreateModel(entity);</w:t>
+        <w:br/>
+        <w:t xml:space="preserve">                    list.Add(entity);</w:t>
+        <w:br/>
+        <w:t xml:space="preserve">                }</w:t>
+        <w:br/>
+        <w:t xml:space="preserve">            }</w:t>
+        <w:br/>
+        <w:t xml:space="preserve">        }</w:t>
+        <w:br/>
+        <w:t xml:space="preserve">        catch (Exception ex)</w:t>
+        <w:br/>
+        <w:t xml:space="preserve">        {</w:t>
+        <w:br/>
+        <w:t xml:space="preserve">            throw new InvalidOperationException(</w:t>
+        <w:br/>
+        <w:t xml:space="preserve">                "Select failed: " + sqlCommandTxt + "  ::  " + ex.Message, ex);</w:t>
+        <w:br/>
+        <w:t xml:space="preserve">        }</w:t>
+        <w:br/>
+        <w:t xml:space="preserve">        finally { reader = null; command = null; connection = null; }</w:t>
+        <w:br/>
+        <w:t xml:space="preserve">    }</w:t>
+        <w:br/>
+        <w:t xml:space="preserve">    return list;</w:t>
+        <w:br/>
+        <w:t>}</w:t>
+      </w:r>
+    </w:p>
+    <w:p>
+      <w:pPr>
+        <w:bidi/>
+        <w:jc w:val="right"/>
+      </w:pPr>
+      <w:r>
+        <w:rPr>
+          <w:sz w:val="22"/>
+          <w:rtl/>
+          <w:cs/>
+        </w:rPr>
+        <w:t>נקודות חשובות:</w:t>
+      </w:r>
+    </w:p>
+    <w:p>
+      <w:pPr>
+        <w:pStyle w:val="ListNumber"/>
+        <w:bidi/>
+        <w:jc w:val="right"/>
+      </w:pPr>
+      <w:r>
+        <w:rPr>
+          <w:rtl/>
+          <w:cs/>
+        </w:rPr>
+        <w:t>using מבטיח Dispose גם בזריקת חריגה — ה-channel תמיד נסגר ולא דולף.</w:t>
+      </w:r>
+    </w:p>
+    <w:p>
+      <w:pPr>
+        <w:pStyle w:val="ListNumber"/>
+        <w:bidi/>
+        <w:jc w:val="right"/>
+      </w:pPr>
+      <w:r>
+        <w:rPr>
+          <w:rtl/>
+          <w:cs/>
+        </w:rPr>
+        <w:t>השדות הישנים connection/command/reader עדיין קיימים ומאוכלסים בזמן הקריאה הספציפית, כך שתת-מחלקות שכותבות reader["fieldName"] בתוך CreateModel ממשיכות לעבוד ללא שינוי.</w:t>
+      </w:r>
+    </w:p>
+    <w:p>
+      <w:pPr>
+        <w:pStyle w:val="ListNumber"/>
+        <w:bidi/>
+        <w:jc w:val="right"/>
+      </w:pPr>
+      <w:r>
+        <w:rPr>
+          <w:rtl/>
+          <w:cs/>
+        </w:rPr>
+        <w:t>כל שאילתה מקבלת חיבור חדש מ-GetConnection() שיוצר OleDbConnection חדש — נבנה רק מסיגרת מחרוזת, ללא תקורה אמיתית.</w:t>
+      </w:r>
+    </w:p>
+    <w:p>
+      <w:pPr>
+        <w:pStyle w:val="Heading2"/>
+        <w:bidi/>
+        <w:jc w:val="right"/>
+      </w:pPr>
+      <w:r>
+        <w:rPr>
+          <w:rtl/>
+          <w:cs/>
+        </w:rPr>
+        <w:t>34.3 שיפור דיאגנוסטיקה</w:t>
+      </w:r>
+    </w:p>
+    <w:p>
+      <w:pPr>
+        <w:bidi/>
+        <w:jc w:val="right"/>
+      </w:pPr>
+      <w:r>
+        <w:rPr>
+          <w:sz w:val="22"/>
+          <w:rtl/>
+          <w:cs/>
+        </w:rPr>
+        <w:t>החריגה כעת מקבלת גם את הודעת ה-OleDb הפנימית:</w:t>
+      </w:r>
+    </w:p>
+    <w:p>
+      <w:pPr>
+        <w:shd w:val="clear" w:color="auto" w:fill="F2F2EE"/>
+        <w:jc w:val="left"/>
+      </w:pPr>
+      <w:r>
+        <w:rPr>
+          <w:rFonts w:ascii="Consolas" w:hAnsi="Consolas"/>
+          <w:color w:val="0B0B0F"/>
+          <w:sz w:val="18"/>
+        </w:rPr>
+        <w:t>throw new InvalidOperationException(</w:t>
+        <w:br/>
+        <w:t xml:space="preserve">    "Select failed: " + sqlCommandTxt + "  ::  " + ex.Message, ex);</w:t>
+      </w:r>
+    </w:p>
+    <w:p>
+      <w:pPr>
+        <w:bidi/>
+        <w:jc w:val="right"/>
+      </w:pPr>
+      <w:r>
+        <w:rPr>
+          <w:sz w:val="22"/>
+          <w:rtl/>
+          <w:cs/>
+        </w:rPr>
+        <w:t>לפני התיקון, FaultException חצה את ה-WCF wire וההודעה הפנימית הוסתרה. הלקוח ראה רק "Select failed: SELECT * FROM ..." בלי להבין למה. עכשיו הוא רואה את ההודעה האמיתית מ-Microsoft.ACE.OLEDB.12.0 (למשל "column not found", "file is locked").</w:t>
+      </w:r>
+    </w:p>
+    <w:p>
+      <w:pPr>
+        <w:pStyle w:val="Heading1"/>
+        <w:bidi/>
+        <w:jc w:val="right"/>
+      </w:pPr>
+      <w:r>
+        <w:rPr>
+          <w:rtl/>
+          <w:cs/>
+        </w:rPr>
+        <w:t>35. תיקוני UX אחרונים — Routing, Login, Cash-basis KPIs, ופעולות *ForOwner</w:t>
+      </w:r>
+    </w:p>
+    <w:p>
+      <w:pPr>
+        <w:pStyle w:val="Heading2"/>
+        <w:bidi/>
+        <w:jc w:val="right"/>
+      </w:pPr>
+      <w:r>
+        <w:rPr>
+          <w:rtl/>
+          <w:cs/>
+        </w:rPr>
+        <w:t>35.1 ניתוב חשבוניות — `asp-route-id=""`</w:t>
+      </w:r>
+    </w:p>
+    <w:p>
+      <w:pPr>
+        <w:bidi/>
+        <w:jc w:val="right"/>
+      </w:pPr>
+      <w:r>
+        <w:rPr>
+          <w:sz w:val="22"/>
+          <w:rtl/>
+          <w:cs/>
+        </w:rPr>
+        <w:t>עמוד /Owner/Invoices/{id?} בנוי על route עם פרמטר id אופציונלי. כשמשתמש יצר חשבונית והגיע ל-/Owner/Invoices/123, לחיצה על קישור Invoices ב-nav (עם asp-page="/Owner/Invoices" בלבד) נשארה ב-/123 כי ASP.NET Core ממחזר את ערך-הסביבה (ambient route value).</w:t>
+      </w:r>
+    </w:p>
+    <w:p>
+      <w:pPr>
+        <w:bidi/>
+        <w:jc w:val="right"/>
+      </w:pPr>
+      <w:r>
+        <w:rPr>
+          <w:sz w:val="22"/>
+          <w:rtl/>
+          <w:cs/>
+        </w:rPr>
+        <w:t>תיקון:</w:t>
+      </w:r>
+    </w:p>
+    <w:p>
+      <w:pPr>
+        <w:bidi/>
+        <w:jc w:val="right"/>
+      </w:pPr>
+      <w:r>
+        <w:rPr>
+          <w:sz w:val="22"/>
+          <w:rtl/>
+          <w:cs/>
+        </w:rPr>
+        <w:t>Pages/Shared/_Layout.cshtml:</w:t>
+      </w:r>
+    </w:p>
+    <w:p>
+      <w:pPr>
+        <w:shd w:val="clear" w:color="auto" w:fill="F2F2EE"/>
+        <w:jc w:val="left"/>
+      </w:pPr>
+      <w:r>
+        <w:rPr>
+          <w:rFonts w:ascii="Consolas" w:hAnsi="Consolas"/>
+          <w:color w:val="0B0B0F"/>
+          <w:sz w:val="18"/>
+        </w:rPr>
+        <w:t>&lt;a asp-page="/Owner/Invoices" asp-route-id="" ...&gt;</w:t>
+      </w:r>
+    </w:p>
+    <w:p>
+      <w:pPr>
+        <w:bidi/>
+        <w:jc w:val="right"/>
+      </w:pPr>
+      <w:r>
+        <w:rPr>
+          <w:sz w:val="22"/>
+          <w:rtl/>
+          <w:cs/>
+        </w:rPr>
+        <w:t>וכן הכפתור "Back to all invoices" בתוך עמוד Detail. הוספת asp-route-id="" מפורשת מורידה את ערך-הסביבה ומחזירה את ה-URL ל-/Owner/Invoices שמטעין את רשימת החשבוניות.</w:t>
+      </w:r>
+    </w:p>
+    <w:p>
+      <w:pPr>
+        <w:pStyle w:val="Heading2"/>
+        <w:bidi/>
+        <w:jc w:val="right"/>
+      </w:pPr>
+      <w:r>
+        <w:rPr>
+          <w:rtl/>
+          <w:cs/>
+        </w:rPr>
+        <w:t>35.2 הודעת שגיאה ברורה לעובד שלא אושר</w:t>
+      </w:r>
+    </w:p>
+    <w:p>
+      <w:pPr>
+        <w:bidi/>
+        <w:jc w:val="right"/>
+      </w:pPr>
+      <w:r>
+        <w:rPr>
+          <w:sz w:val="22"/>
+          <w:rtl/>
+          <w:cs/>
+        </w:rPr>
+        <w:t>VerifyPassword ב-UserDB מסנן [isActive]=true. עובד שנרשם לפי קוד הצטרפות נשאר IsActive=false עד שבעלים מאשר אותו. הכניסה לעובד שלא אושר נכשלה עם ההודעה הגנרית "Invalid username or password" — בדיוק כמו סיסמה שגויה. המשתמש לא הבין למה הוא לא נכנס.</w:t>
+      </w:r>
+    </w:p>
+    <w:p>
+      <w:pPr>
+        <w:bidi/>
+        <w:jc w:val="right"/>
+      </w:pPr>
+      <w:r>
+        <w:rPr>
+          <w:sz w:val="22"/>
+          <w:rtl/>
+          <w:cs/>
+        </w:rPr>
+        <w:t>Pages/Login.cshtml.cs:</w:t>
+      </w:r>
+    </w:p>
+    <w:p>
+      <w:pPr>
+        <w:shd w:val="clear" w:color="auto" w:fill="F2F2EE"/>
+        <w:jc w:val="left"/>
+      </w:pPr>
+      <w:r>
+        <w:rPr>
+          <w:rFonts w:ascii="Consolas" w:hAnsi="Consolas"/>
+          <w:color w:val="0B0B0F"/>
+          <w:sz w:val="18"/>
+        </w:rPr>
+        <w:t>bool ok = _srv.CheckUserPassword(Username, Password);</w:t>
+        <w:br/>
+        <w:t>if (!ok)</w:t>
+        <w:br/>
+        <w:t>{</w:t>
+        <w:br/>
+        <w:t xml:space="preserve">    try</w:t>
+        <w:br/>
+        <w:t xml:space="preserve">    {</w:t>
+        <w:br/>
+        <w:t xml:space="preserve">        int probeId = _srv.GetUserId(Username);</w:t>
+        <w:br/>
+        <w:t xml:space="preserve">        if (probeId &gt; 0)</w:t>
+        <w:br/>
+        <w:t xml:space="preserve">        {</w:t>
+        <w:br/>
+        <w:t xml:space="preserve">            var probe = _srv.GetUserById(probeId);</w:t>
+        <w:br/>
+        <w:t xml:space="preserve">            if (probe != null &amp;&amp; !probe.IsActive)</w:t>
+        <w:br/>
+        <w:t xml:space="preserve">            {</w:t>
+        <w:br/>
+        <w:t xml:space="preserve">                ErrorMessage = "Account awaiting Owner approval. Ask the Owner of your company to approve you in Manage Users.";</w:t>
+        <w:br/>
+        <w:t xml:space="preserve">                return Page();</w:t>
+        <w:br/>
+        <w:t xml:space="preserve">            }</w:t>
+        <w:br/>
+        <w:t xml:space="preserve">        }</w:t>
+        <w:br/>
+        <w:t xml:space="preserve">    }</w:t>
+        <w:br/>
+        <w:t xml:space="preserve">    catch { }</w:t>
+        <w:br/>
+        <w:t xml:space="preserve">    ErrorMessage = "Invalid username or password";</w:t>
+        <w:br/>
+        <w:t xml:space="preserve">    return Page();</w:t>
+        <w:br/>
+        <w:t>}</w:t>
+      </w:r>
+    </w:p>
+    <w:p>
+      <w:pPr>
+        <w:bidi/>
+        <w:jc w:val="right"/>
+      </w:pPr>
+      <w:r>
+        <w:rPr>
+          <w:sz w:val="22"/>
+          <w:rtl/>
+          <w:cs/>
+        </w:rPr>
+        <w:t>ההודעה הספציפית מופיעה רק אם המשתמש קיים ולא פעיל — כדי לא לחשוף "המשתמש לא קיים" לתוקף. לסיסמה שגויה על חשבון פעיל, הודעה גנרית כרגיל.</w:t>
+      </w:r>
+    </w:p>
+    <w:p>
+      <w:pPr>
+        <w:pStyle w:val="Heading2"/>
+        <w:bidi/>
+        <w:jc w:val="right"/>
+      </w:pPr>
+      <w:r>
+        <w:rPr>
+          <w:rtl/>
+          <w:cs/>
+        </w:rPr>
+        <w:t>35.3 KPIs על בסיס מזומן — paidDate ולא issueDate</w:t>
+      </w:r>
+    </w:p>
+    <w:p>
+      <w:pPr>
+        <w:bidi/>
+        <w:jc w:val="right"/>
+      </w:pPr>
+      <w:r>
+        <w:rPr>
+          <w:sz w:val="22"/>
+          <w:rtl/>
+          <w:cs/>
+        </w:rPr>
+        <w:t>המשתמש דיווח על בעיה: הכנסות שנתיות 6,180 ₪ והוצאות 722 ₪, אבל הטיילים של "ממוצע חודשי 3 חודשים אחרונים" הראו 0/0/0. הסיבה: ReportsDB.AdvancedKpis סינן את התקופה לפי I.[issueDate] &gt;= threeAgo. חשבונית שהונפקה בינואר ושולמה רק במאי הוצאה החוצה — הכסף הגיע בתוך החלון, אבל ההנפקה לא.</w:t>
+      </w:r>
+    </w:p>
+    <w:p>
+      <w:pPr>
+        <w:bidi/>
+        <w:jc w:val="right"/>
+      </w:pPr>
+      <w:r>
+        <w:rPr>
+          <w:sz w:val="22"/>
+          <w:rtl/>
+          <w:cs/>
+        </w:rPr>
+        <w:t>ViewDB/ReportsDB.cs:430-465 — שינוי ל-cash basis:</w:t>
+      </w:r>
+    </w:p>
+    <w:p>
+      <w:pPr>
+        <w:shd w:val="clear" w:color="auto" w:fill="F2F2EE"/>
+        <w:jc w:val="left"/>
+      </w:pPr>
+      <w:r>
+        <w:rPr>
+          <w:rFonts w:ascii="Consolas" w:hAnsi="Consolas"/>
+          <w:color w:val="0B0B0F"/>
+          <w:sz w:val="18"/>
+        </w:rPr>
+        <w:t>WHERE C.[ownerId] = ?</w:t>
+        <w:br/>
+        <w:t xml:space="preserve">  AND I.[status] = 'Paid'</w:t>
+        <w:br/>
+        <w:t xml:space="preserve">  AND ( (I.[paidDate] &gt;= ? AND I.[paidDate] &lt;= ?)</w:t>
+        <w:br/>
+        <w:t xml:space="preserve">     OR (I.[paidDate] IS NULL AND I.[issueDate] &gt;= ? AND I.[issueDate] &lt;= ?) )</w:t>
+      </w:r>
+    </w:p>
+    <w:p>
+      <w:pPr>
+        <w:bidi/>
+        <w:jc w:val="right"/>
+      </w:pPr>
+      <w:r>
+        <w:rPr>
+          <w:sz w:val="22"/>
+          <w:rtl/>
+          <w:cs/>
+        </w:rPr>
+        <w:t>הסינון הראשי הוא paidDate (כשהכסף הגיע). חזרה ל-issueDate רק לרשומות ישנות שלא נשמרה להן paidDate (לפני שהשדה היה מחוּוַט). זה גם תיקון מתודולוגי: דו"ח תזרים מזומנים אמור לעקוב אחרי תאריכי תשלום בפועל, לא תאריך הנפקה.</w:t>
+      </w:r>
+    </w:p>
+    <w:p>
+      <w:pPr>
+        <w:pStyle w:val="Heading2"/>
+        <w:bidi/>
+        <w:jc w:val="right"/>
+      </w:pPr>
+      <w:r>
+        <w:rPr>
+          <w:rtl/>
+          <w:cs/>
+        </w:rPr>
+        <w:t>35.4 פעולות *ForOwner — שכבת tenancy מפורשת</w:t>
+      </w:r>
+    </w:p>
+    <w:p>
+      <w:pPr>
+        <w:bidi/>
+        <w:jc w:val="right"/>
+      </w:pPr>
+      <w:r>
+        <w:rPr>
+          <w:sz w:val="22"/>
+          <w:rtl/>
+          <w:cs/>
+        </w:rPr>
+        <w:t>הוספנו זוג שכבות-tenancy לכל פעולת CRUD שמקבלת id של רשומה אחרת:</w:t>
+      </w:r>
+    </w:p>
+    <w:p>
+      <w:pPr>
+        <w:shd w:val="clear" w:color="auto" w:fill="F2F2EE"/>
+        <w:jc w:val="left"/>
+      </w:pPr>
+      <w:r>
+        <w:rPr>
+          <w:rFonts w:ascii="Consolas" w:hAnsi="Consolas"/>
+          <w:color w:val="0B0B0F"/>
+          <w:sz w:val="18"/>
+        </w:rPr>
+        <w:t>private void RequireCustomerOwner(int customerId, int ownerId)</w:t>
+        <w:br/>
+        <w:t>{</w:t>
+        <w:br/>
+        <w:t xml:space="preserve">    if (!custDB.BelongsToOwner(customerId, ownerId))</w:t>
+        <w:br/>
+        <w:t xml:space="preserve">        throw new FaultException("Customer does not belong to this owner.");</w:t>
+        <w:br/>
+        <w:t>}</w:t>
+        <w:br/>
+        <w:t>private void RequireProjectOwner(int projectId, int ownerId)   { /* ... */ }</w:t>
+        <w:br/>
+        <w:t>private void RequireInvoiceOwner(int invoiceId, int ownerId)   { /* ... */ }</w:t>
+        <w:br/>
+        <w:t>private void RequireEmployeeOwner(int employeeId, int ownerId) { /* ... */ }</w:t>
+      </w:r>
+    </w:p>
+    <w:p>
+      <w:pPr>
+        <w:bidi/>
+        <w:jc w:val="right"/>
+      </w:pPr>
+      <w:r>
+        <w:rPr>
+          <w:sz w:val="22"/>
+          <w:rtl/>
+          <w:cs/>
+        </w:rPr>
+        <w:t>ולכל מתודה כמו CreateInvoice ו-UpdateProject נוספה גרסת *ForOwner(...) שמקבלת ownerId ובודקת שייכות לפני העדכון:</w:t>
+      </w:r>
+    </w:p>
+    <w:tbl>
+      <w:tblPr>
+        <w:tblStyle w:val="LightGrid-Accent1"/>
+        <w:tblW w:type="auto" w:w="0"/>
+        <w:jc w:val="right"/>
+        <w:tblLook w:firstColumn="1" w:firstRow="1" w:lastColumn="0" w:lastRow="0" w:noHBand="0" w:noVBand="1" w:val="04A0"/>
+        <w:bidiVisual/>
+      </w:tblPr>
+      <w:tblGrid>
+        <w:gridCol w:w="4802"/>
+        <w:gridCol w:w="4802"/>
+      </w:tblGrid>
+      <w:tr>
+        <w:tc>
+          <w:tcPr>
+            <w:tcW w:type="dxa" w:w="4802"/>
+          </w:tcPr>
+          <w:p>
+            <w:pPr>
+              <w:bidi/>
+              <w:jc w:val="right"/>
+            </w:pPr>
+            <w:r>
+              <w:rPr>
+                <w:rtl/>
+                <w:cs/>
+              </w:rPr>
+            </w:r>
+            <w:r>
+              <w:rPr>
+                <w:b/>
+                <w:rtl/>
+                <w:cs/>
+              </w:rPr>
+              <w:t>ישנה</w:t>
+            </w:r>
+          </w:p>
+        </w:tc>
+        <w:tc>
+          <w:tcPr>
+            <w:tcW w:type="dxa" w:w="4802"/>
+          </w:tcPr>
+          <w:p>
+            <w:pPr>
+              <w:bidi/>
+              <w:jc w:val="right"/>
+            </w:pPr>
+            <w:r>
+              <w:rPr>
+                <w:rtl/>
+                <w:cs/>
+              </w:rPr>
+            </w:r>
+            <w:r>
+              <w:rPr>
+                <w:b/>
+                <w:rtl/>
+                <w:cs/>
+              </w:rPr>
+              <w:t>חדשה (tenant-safe)</w:t>
+            </w:r>
+          </w:p>
+        </w:tc>
+      </w:tr>
+      <w:tr>
+        <w:tc>
+          <w:tcPr>
+            <w:tcW w:type="dxa" w:w="4802"/>
+          </w:tcPr>
+          <w:p>
+            <w:pPr>
+              <w:bidi/>
+              <w:jc w:val="right"/>
+            </w:pPr>
+            <w:r>
+              <w:rPr>
+                <w:rtl/>
+                <w:cs/>
+              </w:rPr>
+            </w:r>
+            <w:r>
+              <w:rPr>
+                <w:rtl/>
+                <w:cs/>
+              </w:rPr>
+              <w:t>`CreateInvoice(Invoice)`</w:t>
+            </w:r>
+          </w:p>
+        </w:tc>
+        <w:tc>
+          <w:tcPr>
+            <w:tcW w:type="dxa" w:w="4802"/>
+          </w:tcPr>
+          <w:p>
+            <w:pPr>
+              <w:bidi/>
+              <w:jc w:val="right"/>
+            </w:pPr>
+            <w:r>
+              <w:rPr>
+                <w:rtl/>
+                <w:cs/>
+              </w:rPr>
+            </w:r>
+            <w:r>
+              <w:rPr>
+                <w:rtl/>
+                <w:cs/>
+              </w:rPr>
+              <w:t>`CreateInvoiceForOwner(Invoice, int ownerId)`</w:t>
+            </w:r>
+          </w:p>
+        </w:tc>
+      </w:tr>
+      <w:tr>
+        <w:tc>
+          <w:tcPr>
+            <w:tcW w:type="dxa" w:w="4802"/>
+          </w:tcPr>
+          <w:p>
+            <w:pPr>
+              <w:bidi/>
+              <w:jc w:val="right"/>
+            </w:pPr>
+            <w:r>
+              <w:rPr>
+                <w:rtl/>
+                <w:cs/>
+              </w:rPr>
+            </w:r>
+            <w:r>
+              <w:rPr>
+                <w:rtl/>
+                <w:cs/>
+              </w:rPr>
+              <w:t>`AddInvoiceLine(InvoiceLine)`</w:t>
+            </w:r>
+          </w:p>
+        </w:tc>
+        <w:tc>
+          <w:tcPr>
+            <w:tcW w:type="dxa" w:w="4802"/>
+          </w:tcPr>
+          <w:p>
+            <w:pPr>
+              <w:bidi/>
+              <w:jc w:val="right"/>
+            </w:pPr>
+            <w:r>
+              <w:rPr>
+                <w:rtl/>
+                <w:cs/>
+              </w:rPr>
+            </w:r>
+            <w:r>
+              <w:rPr>
+                <w:rtl/>
+                <w:cs/>
+              </w:rPr>
+              <w:t>`AddInvoiceLineForOwner(InvoiceLine, int ownerId)`</w:t>
+            </w:r>
+          </w:p>
+        </w:tc>
+      </w:tr>
+      <w:tr>
+        <w:tc>
+          <w:tcPr>
+            <w:tcW w:type="dxa" w:w="4802"/>
+          </w:tcPr>
+          <w:p>
+            <w:pPr>
+              <w:bidi/>
+              <w:jc w:val="right"/>
+            </w:pPr>
+            <w:r>
+              <w:rPr>
+                <w:rtl/>
+                <w:cs/>
+              </w:rPr>
+            </w:r>
+            <w:r>
+              <w:rPr>
+                <w:rtl/>
+                <w:cs/>
+              </w:rPr>
+              <w:t>`UpdateInvoiceStatus(int, string)`</w:t>
+            </w:r>
+          </w:p>
+        </w:tc>
+        <w:tc>
+          <w:tcPr>
+            <w:tcW w:type="dxa" w:w="4802"/>
+          </w:tcPr>
+          <w:p>
+            <w:pPr>
+              <w:bidi/>
+              <w:jc w:val="right"/>
+            </w:pPr>
+            <w:r>
+              <w:rPr>
+                <w:rtl/>
+                <w:cs/>
+              </w:rPr>
+            </w:r>
+            <w:r>
+              <w:rPr>
+                <w:rtl/>
+                <w:cs/>
+              </w:rPr>
+              <w:t>`UpdateInvoiceStatusForOwner(int, int ownerId, string)`</w:t>
+            </w:r>
+          </w:p>
+        </w:tc>
+      </w:tr>
+      <w:tr>
+        <w:tc>
+          <w:tcPr>
+            <w:tcW w:type="dxa" w:w="4802"/>
+          </w:tcPr>
+          <w:p>
+            <w:pPr>
+              <w:bidi/>
+              <w:jc w:val="right"/>
+            </w:pPr>
+            <w:r>
+              <w:rPr>
+                <w:rtl/>
+                <w:cs/>
+              </w:rPr>
+            </w:r>
+            <w:r>
+              <w:rPr>
+                <w:rtl/>
+                <w:cs/>
+              </w:rPr>
+              <w:t>`MarkInvoicePaid(int, DateTime)`</w:t>
+            </w:r>
+          </w:p>
+        </w:tc>
+        <w:tc>
+          <w:tcPr>
+            <w:tcW w:type="dxa" w:w="4802"/>
+          </w:tcPr>
+          <w:p>
+            <w:pPr>
+              <w:bidi/>
+              <w:jc w:val="right"/>
+            </w:pPr>
+            <w:r>
+              <w:rPr>
+                <w:rtl/>
+                <w:cs/>
+              </w:rPr>
+            </w:r>
+            <w:r>
+              <w:rPr>
+                <w:rtl/>
+                <w:cs/>
+              </w:rPr>
+              <w:t>`MarkInvoicePaidForOwner(int, int ownerId, DateTime)`</w:t>
+            </w:r>
+          </w:p>
+        </w:tc>
+      </w:tr>
+      <w:tr>
+        <w:tc>
+          <w:tcPr>
+            <w:tcW w:type="dxa" w:w="4802"/>
+          </w:tcPr>
+          <w:p>
+            <w:pPr>
+              <w:bidi/>
+              <w:jc w:val="right"/>
+            </w:pPr>
+            <w:r>
+              <w:rPr>
+                <w:rtl/>
+                <w:cs/>
+              </w:rPr>
+            </w:r>
+            <w:r>
+              <w:rPr>
+                <w:rtl/>
+                <w:cs/>
+              </w:rPr>
+              <w:t>`GetInvoiceById(int)`</w:t>
+            </w:r>
+          </w:p>
+        </w:tc>
+        <w:tc>
+          <w:tcPr>
+            <w:tcW w:type="dxa" w:w="4802"/>
+          </w:tcPr>
+          <w:p>
+            <w:pPr>
+              <w:bidi/>
+              <w:jc w:val="right"/>
+            </w:pPr>
+            <w:r>
+              <w:rPr>
+                <w:rtl/>
+                <w:cs/>
+              </w:rPr>
+            </w:r>
+            <w:r>
+              <w:rPr>
+                <w:rtl/>
+                <w:cs/>
+              </w:rPr>
+              <w:t>`GetInvoiceByIdForOwner(int, int ownerId)`</w:t>
+            </w:r>
+          </w:p>
+        </w:tc>
+      </w:tr>
+      <w:tr>
+        <w:tc>
+          <w:tcPr>
+            <w:tcW w:type="dxa" w:w="4802"/>
+          </w:tcPr>
+          <w:p>
+            <w:pPr>
+              <w:bidi/>
+              <w:jc w:val="right"/>
+            </w:pPr>
+            <w:r>
+              <w:rPr>
+                <w:rtl/>
+                <w:cs/>
+              </w:rPr>
+            </w:r>
+            <w:r>
+              <w:rPr>
+                <w:rtl/>
+                <w:cs/>
+              </w:rPr>
+              <w:t>`GetInvoiceLines(int)`</w:t>
+            </w:r>
+          </w:p>
+        </w:tc>
+        <w:tc>
+          <w:tcPr>
+            <w:tcW w:type="dxa" w:w="4802"/>
+          </w:tcPr>
+          <w:p>
+            <w:pPr>
+              <w:bidi/>
+              <w:jc w:val="right"/>
+            </w:pPr>
+            <w:r>
+              <w:rPr>
+                <w:rtl/>
+                <w:cs/>
+              </w:rPr>
+            </w:r>
+            <w:r>
+              <w:rPr>
+                <w:rtl/>
+                <w:cs/>
+              </w:rPr>
+              <w:t>`GetInvoiceLinesForOwner(int, int ownerId)`</w:t>
+            </w:r>
+          </w:p>
+        </w:tc>
+      </w:tr>
+      <w:tr>
+        <w:tc>
+          <w:tcPr>
+            <w:tcW w:type="dxa" w:w="4802"/>
+          </w:tcPr>
+          <w:p>
+            <w:pPr>
+              <w:bidi/>
+              <w:jc w:val="right"/>
+            </w:pPr>
+            <w:r>
+              <w:rPr>
+                <w:rtl/>
+                <w:cs/>
+              </w:rPr>
+            </w:r>
+            <w:r>
+              <w:rPr>
+                <w:rtl/>
+                <w:cs/>
+              </w:rPr>
+              <w:t>`GenerateInvoicePdf(int)`</w:t>
+            </w:r>
+          </w:p>
+        </w:tc>
+        <w:tc>
+          <w:tcPr>
+            <w:tcW w:type="dxa" w:w="4802"/>
+          </w:tcPr>
+          <w:p>
+            <w:pPr>
+              <w:bidi/>
+              <w:jc w:val="right"/>
+            </w:pPr>
+            <w:r>
+              <w:rPr>
+                <w:rtl/>
+                <w:cs/>
+              </w:rPr>
+            </w:r>
+            <w:r>
+              <w:rPr>
+                <w:rtl/>
+                <w:cs/>
+              </w:rPr>
+              <w:t>`GenerateInvoicePdfForOwner(int, int ownerId)`</w:t>
+            </w:r>
+          </w:p>
+        </w:tc>
+      </w:tr>
+      <w:tr>
+        <w:tc>
+          <w:tcPr>
+            <w:tcW w:type="dxa" w:w="4802"/>
+          </w:tcPr>
+          <w:p>
+            <w:pPr>
+              <w:bidi/>
+              <w:jc w:val="right"/>
+            </w:pPr>
+            <w:r>
+              <w:rPr>
+                <w:rtl/>
+                <w:cs/>
+              </w:rPr>
+            </w:r>
+            <w:r>
+              <w:rPr>
+                <w:rtl/>
+                <w:cs/>
+              </w:rPr>
+              <w:t>`AddProject`</w:t>
+            </w:r>
+          </w:p>
+        </w:tc>
+        <w:tc>
+          <w:tcPr>
+            <w:tcW w:type="dxa" w:w="4802"/>
+          </w:tcPr>
+          <w:p>
+            <w:pPr>
+              <w:bidi/>
+              <w:jc w:val="right"/>
+            </w:pPr>
+            <w:r>
+              <w:rPr>
+                <w:rtl/>
+                <w:cs/>
+              </w:rPr>
+            </w:r>
+            <w:r>
+              <w:rPr>
+                <w:rtl/>
+                <w:cs/>
+              </w:rPr>
+              <w:t>`AddProjectForOwner(Project, int ownerId)`</w:t>
+            </w:r>
+          </w:p>
+        </w:tc>
+      </w:tr>
+      <w:tr>
+        <w:tc>
+          <w:tcPr>
+            <w:tcW w:type="dxa" w:w="4802"/>
+          </w:tcPr>
+          <w:p>
+            <w:pPr>
+              <w:bidi/>
+              <w:jc w:val="right"/>
+            </w:pPr>
+            <w:r>
+              <w:rPr>
+                <w:rtl/>
+                <w:cs/>
+              </w:rPr>
+            </w:r>
+            <w:r>
+              <w:rPr>
+                <w:rtl/>
+                <w:cs/>
+              </w:rPr>
+              <w:t>`SetProjectStatus(int, string)`</w:t>
+            </w:r>
+          </w:p>
+        </w:tc>
+        <w:tc>
+          <w:tcPr>
+            <w:tcW w:type="dxa" w:w="4802"/>
+          </w:tcPr>
+          <w:p>
+            <w:pPr>
+              <w:bidi/>
+              <w:jc w:val="right"/>
+            </w:pPr>
+            <w:r>
+              <w:rPr>
+                <w:rtl/>
+                <w:cs/>
+              </w:rPr>
+            </w:r>
+            <w:r>
+              <w:rPr>
+                <w:rtl/>
+                <w:cs/>
+              </w:rPr>
+              <w:t>`SetProjectStatusForOwner(int, int ownerId, string)`</w:t>
+            </w:r>
+          </w:p>
+        </w:tc>
+      </w:tr>
+      <w:tr>
+        <w:tc>
+          <w:tcPr>
+            <w:tcW w:type="dxa" w:w="4802"/>
+          </w:tcPr>
+          <w:p>
+            <w:pPr>
+              <w:bidi/>
+              <w:jc w:val="right"/>
+            </w:pPr>
+            <w:r>
+              <w:rPr>
+                <w:rtl/>
+                <w:cs/>
+              </w:rPr>
+            </w:r>
+            <w:r>
+              <w:rPr>
+                <w:rtl/>
+                <w:cs/>
+              </w:rPr>
+              <w:t>`GetProjectById(int)`</w:t>
+            </w:r>
+          </w:p>
+        </w:tc>
+        <w:tc>
+          <w:tcPr>
+            <w:tcW w:type="dxa" w:w="4802"/>
+          </w:tcPr>
+          <w:p>
+            <w:pPr>
+              <w:bidi/>
+              <w:jc w:val="right"/>
+            </w:pPr>
+            <w:r>
+              <w:rPr>
+                <w:rtl/>
+                <w:cs/>
+              </w:rPr>
+            </w:r>
+            <w:r>
+              <w:rPr>
+                <w:rtl/>
+                <w:cs/>
+              </w:rPr>
+              <w:t>`GetProjectByIdForOwner(int, int ownerId)`</w:t>
+            </w:r>
+          </w:p>
+        </w:tc>
+      </w:tr>
+      <w:tr>
+        <w:tc>
+          <w:tcPr>
+            <w:tcW w:type="dxa" w:w="4802"/>
+          </w:tcPr>
+          <w:p>
+            <w:pPr>
+              <w:bidi/>
+              <w:jc w:val="right"/>
+            </w:pPr>
+            <w:r>
+              <w:rPr>
+                <w:rtl/>
+                <w:cs/>
+              </w:rPr>
+            </w:r>
+            <w:r>
+              <w:rPr>
+                <w:rtl/>
+                <w:cs/>
+              </w:rPr>
+              <w:t>`AddProjectAssignment(int, int)`</w:t>
+            </w:r>
+          </w:p>
+        </w:tc>
+        <w:tc>
+          <w:tcPr>
+            <w:tcW w:type="dxa" w:w="4802"/>
+          </w:tcPr>
+          <w:p>
+            <w:pPr>
+              <w:bidi/>
+              <w:jc w:val="right"/>
+            </w:pPr>
+            <w:r>
+              <w:rPr>
+                <w:rtl/>
+                <w:cs/>
+              </w:rPr>
+            </w:r>
+            <w:r>
+              <w:rPr>
+                <w:rtl/>
+                <w:cs/>
+              </w:rPr>
+              <w:t>`AddProjectAssignmentForOwner(int, int ownerId, int)`</w:t>
+            </w:r>
+          </w:p>
+        </w:tc>
+      </w:tr>
+      <w:tr>
+        <w:tc>
+          <w:tcPr>
+            <w:tcW w:type="dxa" w:w="4802"/>
+          </w:tcPr>
+          <w:p>
+            <w:pPr>
+              <w:bidi/>
+              <w:jc w:val="right"/>
+            </w:pPr>
+            <w:r>
+              <w:rPr>
+                <w:rtl/>
+                <w:cs/>
+              </w:rPr>
+            </w:r>
+            <w:r>
+              <w:rPr>
+                <w:rtl/>
+                <w:cs/>
+              </w:rPr>
+              <w:t>`RemoveProjectAssignment`</w:t>
+            </w:r>
+          </w:p>
+        </w:tc>
+        <w:tc>
+          <w:tcPr>
+            <w:tcW w:type="dxa" w:w="4802"/>
+          </w:tcPr>
+          <w:p>
+            <w:pPr>
+              <w:bidi/>
+              <w:jc w:val="right"/>
+            </w:pPr>
+            <w:r>
+              <w:rPr>
+                <w:rtl/>
+                <w:cs/>
+              </w:rPr>
+            </w:r>
+            <w:r>
+              <w:rPr>
+                <w:rtl/>
+                <w:cs/>
+              </w:rPr>
+              <w:t>`RemoveProjectAssignmentForOwner(...)`</w:t>
+            </w:r>
+          </w:p>
+        </w:tc>
+      </w:tr>
+      <w:tr>
+        <w:tc>
+          <w:tcPr>
+            <w:tcW w:type="dxa" w:w="4802"/>
+          </w:tcPr>
+          <w:p>
+            <w:pPr>
+              <w:bidi/>
+              <w:jc w:val="right"/>
+            </w:pPr>
+            <w:r>
+              <w:rPr>
+                <w:rtl/>
+                <w:cs/>
+              </w:rPr>
+            </w:r>
+            <w:r>
+              <w:rPr>
+                <w:rtl/>
+                <w:cs/>
+              </w:rPr>
+              <w:t>`GetCustomerById(int)`</w:t>
+            </w:r>
+          </w:p>
+        </w:tc>
+        <w:tc>
+          <w:tcPr>
+            <w:tcW w:type="dxa" w:w="4802"/>
+          </w:tcPr>
+          <w:p>
+            <w:pPr>
+              <w:bidi/>
+              <w:jc w:val="right"/>
+            </w:pPr>
+            <w:r>
+              <w:rPr>
+                <w:rtl/>
+                <w:cs/>
+              </w:rPr>
+            </w:r>
+            <w:r>
+              <w:rPr>
+                <w:rtl/>
+                <w:cs/>
+              </w:rPr>
+              <w:t>`GetCustomerByIdForOwner(int, int ownerId)`</w:t>
+            </w:r>
+          </w:p>
+        </w:tc>
+      </w:tr>
+      <w:tr>
+        <w:tc>
+          <w:tcPr>
+            <w:tcW w:type="dxa" w:w="4802"/>
+          </w:tcPr>
+          <w:p>
+            <w:pPr>
+              <w:bidi/>
+              <w:jc w:val="right"/>
+            </w:pPr>
+            <w:r>
+              <w:rPr>
+                <w:rtl/>
+                <w:cs/>
+              </w:rPr>
+            </w:r>
+            <w:r>
+              <w:rPr>
+                <w:rtl/>
+                <w:cs/>
+              </w:rPr>
+              <w:t>`UpdateCustomer / DeleteCustomer`</w:t>
+            </w:r>
+          </w:p>
+        </w:tc>
+        <w:tc>
+          <w:tcPr>
+            <w:tcW w:type="dxa" w:w="4802"/>
+          </w:tcPr>
+          <w:p>
+            <w:pPr>
+              <w:bidi/>
+              <w:jc w:val="right"/>
+            </w:pPr>
+            <w:r>
+              <w:rPr>
+                <w:rtl/>
+                <w:cs/>
+              </w:rPr>
+            </w:r>
+            <w:r>
+              <w:rPr>
+                <w:rtl/>
+                <w:cs/>
+              </w:rPr>
+              <w:t>`UpdateCustomerForOwner / DeleteCustomerForOwner`</w:t>
+            </w:r>
+          </w:p>
+        </w:tc>
+      </w:tr>
+    </w:tbl>
+    <w:p>
+      <w:pPr>
+        <w:bidi/>
+        <w:jc w:val="right"/>
+      </w:pPr>
+      <w:r>
+        <w:rPr>
+          <w:sz w:val="22"/>
+          <w:rtl/>
+          <w:cs/>
+        </w:rPr>
+        <w:t>ה-UI עברה לקרוא לגרסאות *ForOwner. הגרסאות הישנות נשארות ב-Contract לתאימות לאחור (seed admin, מיגרציה) אבל מתועדות "DEPRECATED — not tenant-safe".</w:t>
+      </w:r>
+    </w:p>
+    <w:p>
+      <w:pPr>
+        <w:bidi/>
+        <w:jc w:val="right"/>
+      </w:pPr>
+      <w:r>
+        <w:rPr>
+          <w:sz w:val="22"/>
+          <w:rtl/>
+          <w:cs/>
+        </w:rPr>
+        <w:t>סוף הספר. סך הכל 80+ פעולות WCF, 15 טבלאות, 37 דפי UI (16 WPF + 21 Web), 5 דו״חות (כולל KPIs ו-Loan Summary), 2 לקוחות, 2 שפות, 2 מטבעות. עדכון מאי 2026 הוסיף: VAT 18%, מודל עוסק תקין (Patur/Murshe + IsZair), הלוואות עסקיות (כולל קרן בערבות מדינה), אנליטיקה מתקדמת (Aging/Payment Lag/Concentration/Runway), הרשמת בעלים-ועובד דו-שלבית עם קודי הצטרפות, רב-דיירות בטוחה (OwnerId scoping + פעולות *ForOwner), ולידציה צבעונית בכל הטפסים, עמוד הגדרות לבעלים עם סיבוב קוד, שיפורי ביצועים משמעותיים (ערוץ WCF משותף, snapshot DTOs), ותיקון יציבות שרת בשכבת BaseDB.</w:t>
       </w:r>
     </w:p>
     <w:sectPr>
